--- a/etik kurul başvurları/etik-kurul-araştırmacı-etik-taahhütnamesi 1 1.docx
+++ b/etik kurul başvurları/etik-kurul-araştırmacı-etik-taahhütnamesi 1 1.docx
@@ -43,7 +43,7 @@
             </w:pPr>
             <w:r>
               <w:rPr>
-                <w:rFonts w:ascii="Times New Roman" w:hAnsi="Times New Roman" w:cs="Times New Roman"/>
+                <w:rFonts w:asciiTheme="majorBidi" w:hAnsiTheme="majorBidi" w:cstheme="majorBidi"/>
                 <w:sz w:val="20"/>
                 <w:szCs w:val="20"/>
               </w:rPr>
@@ -61,60 +61,8 @@
               <w:rPr>
                 <w:rFonts w:asciiTheme="majorBidi" w:hAnsiTheme="majorBidi" w:cstheme="majorBidi"/>
               </w:rPr>
-              <w:t xml:space="preserve"> Üniversite Öğrencilerinin Akademik Verimlilik Analizi için Yapay Zekâ Destekli Akıllı Takip Uygulaması” başlıklı araştırmada yer alan araştırmacılar olarak;</w:t>
-            </w:r>
-          </w:p>
-          <w:p>
-            <w:pPr>
-              <w:rPr>
-                <w:rFonts w:asciiTheme="majorBidi" w:hAnsiTheme="majorBidi" w:cstheme="majorBidi"/>
-                <w:sz w:val="22"/>
-                <w:szCs w:val="22"/>
-              </w:rPr>
-            </w:pPr>
-            <w:proofErr w:type="gramStart"/>
-            <w:r>
-              <w:rPr>
-                <w:rFonts w:asciiTheme="majorBidi" w:hAnsiTheme="majorBidi" w:cstheme="majorBidi"/>
-                <w:sz w:val="22"/>
-                <w:szCs w:val="22"/>
-              </w:rPr>
-              <w:t>başlıklı</w:t>
-            </w:r>
-            <w:proofErr w:type="gramEnd"/>
-            <w:r>
-              <w:rPr>
-                <w:rFonts w:asciiTheme="majorBidi" w:hAnsiTheme="majorBidi" w:cstheme="majorBidi"/>
-                <w:sz w:val="22"/>
-                <w:szCs w:val="22"/>
-              </w:rPr>
-              <w:t xml:space="preserve"> araştırmada yer alan araştırmacılar olarak;</w:t>
-            </w:r>
-            <w:r>
-              <w:rPr>
-                <w:rFonts w:asciiTheme="majorBidi" w:hAnsiTheme="majorBidi" w:cstheme="majorBidi"/>
-                <w:sz w:val="22"/>
-                <w:szCs w:val="22"/>
-              </w:rPr>
-              <w:t xml:space="preserve"> beyan ve taahhüt ederim / ederiz.</w:t>
-            </w:r>
-          </w:p>
-          <w:p>
-            <w:pPr>
-              <w:pStyle w:val="Header"/>
-              <w:tabs>
-                <w:tab w:val="clear" w:pos="4536"/>
-                <w:tab w:val="clear" w:pos="9072"/>
-              </w:tabs>
-              <w:spacing w:line="480" w:lineRule="auto"/>
-              <w:ind w:right="142"/>
-              <w:jc w:val="both"/>
-              <w:rPr>
-                <w:rFonts w:ascii="Times New Roman" w:hAnsi="Times New Roman" w:cs="Times New Roman"/>
-                <w:sz w:val="20"/>
-                <w:szCs w:val="20"/>
-              </w:rPr>
-            </w:pPr>
+              <w:t xml:space="preserve"> Üniversite Öğrencilerinin Akademik Verimlilik Analizi için Yapay Zekâ Destekli Akıllı Takip Uygulaması” başlıklı araştırmada yer alan araştırmacılar olarak aşağıdaki hususları beyan ve taahhüt ederiz:</w:t>
+            </w:r>
           </w:p>
           <w:p>
             <w:pPr>
@@ -126,14 +74,14 @@
               <w:spacing w:after="120"/>
               <w:jc w:val="both"/>
               <w:rPr>
-                <w:rFonts w:ascii="Times New Roman" w:hAnsi="Times New Roman" w:cs="Times New Roman"/>
+                <w:rFonts w:asciiTheme="majorBidi" w:hAnsiTheme="majorBidi" w:cstheme="majorBidi"/>
                 <w:sz w:val="20"/>
                 <w:szCs w:val="20"/>
               </w:rPr>
             </w:pPr>
             <w:r>
               <w:rPr>
-                <w:rFonts w:ascii="Times New Roman" w:hAnsi="Times New Roman" w:cs="Times New Roman"/>
+                <w:rFonts w:asciiTheme="majorBidi" w:hAnsiTheme="majorBidi" w:cstheme="majorBidi"/>
                 <w:sz w:val="20"/>
                 <w:szCs w:val="20"/>
               </w:rPr>
@@ -150,54 +98,18 @@
               <w:spacing w:after="120"/>
               <w:jc w:val="both"/>
               <w:rPr>
-                <w:rFonts w:ascii="Times New Roman" w:hAnsi="Times New Roman" w:cs="Times New Roman"/>
+                <w:rFonts w:asciiTheme="majorBidi" w:hAnsiTheme="majorBidi" w:cstheme="majorBidi"/>
                 <w:sz w:val="20"/>
                 <w:szCs w:val="20"/>
               </w:rPr>
             </w:pPr>
             <w:r>
               <w:rPr>
-                <w:rFonts w:ascii="Times New Roman" w:hAnsi="Times New Roman" w:cs="Times New Roman"/>
-                <w:sz w:val="20"/>
-                <w:szCs w:val="20"/>
-              </w:rPr>
-              <w:t>Araştırma süresince ulusal ve uluslararası mevzuatlara uyacağımı/</w:t>
-            </w:r>
-            <w:proofErr w:type="spellStart"/>
-            <w:r>
-              <w:rPr>
-                <w:rFonts w:ascii="Times New Roman" w:hAnsi="Times New Roman" w:cs="Times New Roman"/>
-                <w:sz w:val="20"/>
-                <w:szCs w:val="20"/>
-              </w:rPr>
-              <w:t>zı</w:t>
-            </w:r>
-            <w:proofErr w:type="spellEnd"/>
-            <w:r>
-              <w:rPr>
-                <w:rFonts w:ascii="Times New Roman" w:hAnsi="Times New Roman" w:cs="Times New Roman"/>
-                <w:sz w:val="20"/>
-                <w:szCs w:val="20"/>
-              </w:rPr>
-              <w:t xml:space="preserve"> ve gereklerini yerine getireceğimi/</w:t>
-            </w:r>
-            <w:proofErr w:type="spellStart"/>
-            <w:r>
-              <w:rPr>
-                <w:rFonts w:ascii="Times New Roman" w:hAnsi="Times New Roman" w:cs="Times New Roman"/>
-                <w:sz w:val="20"/>
-                <w:szCs w:val="20"/>
-              </w:rPr>
-              <w:t>zi</w:t>
-            </w:r>
-            <w:proofErr w:type="spellEnd"/>
-            <w:r>
-              <w:rPr>
-                <w:rFonts w:ascii="Times New Roman" w:hAnsi="Times New Roman" w:cs="Times New Roman"/>
-                <w:sz w:val="20"/>
-                <w:szCs w:val="20"/>
-              </w:rPr>
-              <w:t>,</w:t>
+                <w:rFonts w:asciiTheme="majorBidi" w:hAnsiTheme="majorBidi" w:cstheme="majorBidi"/>
+                <w:sz w:val="20"/>
+                <w:szCs w:val="20"/>
+              </w:rPr>
+              <w:t>Araştırma süresince ulusal ve uluslararası mevzuatlara uyacağımı/zı ve gereklerini yerine getireceğimi/zi,</w:t>
             </w:r>
           </w:p>
           <w:p>
@@ -210,54 +122,18 @@
               <w:spacing w:after="120"/>
               <w:jc w:val="both"/>
               <w:rPr>
-                <w:rFonts w:ascii="Times New Roman" w:hAnsi="Times New Roman" w:cs="Times New Roman"/>
+                <w:rFonts w:asciiTheme="majorBidi" w:hAnsiTheme="majorBidi" w:cstheme="majorBidi"/>
                 <w:sz w:val="20"/>
                 <w:szCs w:val="20"/>
               </w:rPr>
             </w:pPr>
             <w:r>
               <w:rPr>
-                <w:rFonts w:ascii="Times New Roman" w:hAnsi="Times New Roman" w:cs="Times New Roman"/>
-                <w:sz w:val="20"/>
-                <w:szCs w:val="20"/>
-              </w:rPr>
-              <w:t>Başkalarına ait ölçek, anket, fotoğrafların kullanımı için sahiplerinden izin alacağımı/</w:t>
-            </w:r>
-            <w:proofErr w:type="spellStart"/>
-            <w:r>
-              <w:rPr>
-                <w:rFonts w:ascii="Times New Roman" w:hAnsi="Times New Roman" w:cs="Times New Roman"/>
-                <w:sz w:val="20"/>
-                <w:szCs w:val="20"/>
-              </w:rPr>
-              <w:t>zı</w:t>
-            </w:r>
-            <w:proofErr w:type="spellEnd"/>
-            <w:r>
-              <w:rPr>
-                <w:rFonts w:ascii="Times New Roman" w:hAnsi="Times New Roman" w:cs="Times New Roman"/>
-                <w:sz w:val="20"/>
-                <w:szCs w:val="20"/>
-              </w:rPr>
-              <w:t xml:space="preserve"> ve ölçme aracı kaynağını eksiksiz referans (kaynakça) vererek göstereceğimi/</w:t>
-            </w:r>
-            <w:proofErr w:type="spellStart"/>
-            <w:r>
-              <w:rPr>
-                <w:rFonts w:ascii="Times New Roman" w:hAnsi="Times New Roman" w:cs="Times New Roman"/>
-                <w:sz w:val="20"/>
-                <w:szCs w:val="20"/>
-              </w:rPr>
-              <w:t>zi</w:t>
-            </w:r>
-            <w:proofErr w:type="spellEnd"/>
-            <w:r>
-              <w:rPr>
-                <w:rFonts w:ascii="Times New Roman" w:hAnsi="Times New Roman" w:cs="Times New Roman"/>
-                <w:sz w:val="20"/>
-                <w:szCs w:val="20"/>
-              </w:rPr>
-              <w:t>,</w:t>
+                <w:rFonts w:asciiTheme="majorBidi" w:hAnsiTheme="majorBidi" w:cstheme="majorBidi"/>
+                <w:sz w:val="20"/>
+                <w:szCs w:val="20"/>
+              </w:rPr>
+              <w:t>Başkalarına ait ölçek, anket, fotoğrafların kullanımı için sahiplerinden izin alacağımı/zı ve ölçme aracı kaynağını eksiksiz referans (kaynakça) vererek göstereceğimi/zi,</w:t>
             </w:r>
           </w:p>
           <w:p>
@@ -270,54 +146,18 @@
               <w:spacing w:after="120"/>
               <w:jc w:val="both"/>
               <w:rPr>
-                <w:rFonts w:ascii="Times New Roman" w:hAnsi="Times New Roman" w:cs="Times New Roman"/>
+                <w:rFonts w:asciiTheme="majorBidi" w:hAnsiTheme="majorBidi" w:cstheme="majorBidi"/>
                 <w:sz w:val="20"/>
                 <w:szCs w:val="20"/>
               </w:rPr>
             </w:pPr>
             <w:r>
               <w:rPr>
-                <w:rFonts w:ascii="Times New Roman" w:hAnsi="Times New Roman" w:cs="Times New Roman"/>
-                <w:sz w:val="20"/>
-                <w:szCs w:val="20"/>
-              </w:rPr>
-              <w:t>Araştırmayı bir kurumda yapacak olmam/</w:t>
-            </w:r>
-            <w:proofErr w:type="spellStart"/>
-            <w:r>
-              <w:rPr>
-                <w:rFonts w:ascii="Times New Roman" w:hAnsi="Times New Roman" w:cs="Times New Roman"/>
-                <w:sz w:val="20"/>
-                <w:szCs w:val="20"/>
-              </w:rPr>
-              <w:t>ız</w:t>
-            </w:r>
-            <w:proofErr w:type="spellEnd"/>
-            <w:r>
-              <w:rPr>
-                <w:rFonts w:ascii="Times New Roman" w:hAnsi="Times New Roman" w:cs="Times New Roman"/>
-                <w:sz w:val="20"/>
-                <w:szCs w:val="20"/>
-              </w:rPr>
-              <w:t xml:space="preserve"> halinde kurum izni aldıktan sonra araştırmaya başlayacağımı/</w:t>
-            </w:r>
-            <w:proofErr w:type="spellStart"/>
-            <w:r>
-              <w:rPr>
-                <w:rFonts w:ascii="Times New Roman" w:hAnsi="Times New Roman" w:cs="Times New Roman"/>
-                <w:sz w:val="20"/>
-                <w:szCs w:val="20"/>
-              </w:rPr>
-              <w:t>zı</w:t>
-            </w:r>
-            <w:proofErr w:type="spellEnd"/>
-            <w:r>
-              <w:rPr>
-                <w:rFonts w:ascii="Times New Roman" w:hAnsi="Times New Roman" w:cs="Times New Roman"/>
-                <w:sz w:val="20"/>
-                <w:szCs w:val="20"/>
-              </w:rPr>
-              <w:t>,</w:t>
+                <w:rFonts w:asciiTheme="majorBidi" w:hAnsiTheme="majorBidi" w:cstheme="majorBidi"/>
+                <w:sz w:val="20"/>
+                <w:szCs w:val="20"/>
+              </w:rPr>
+              <w:t>Araştırmayı bir kurumda yapacak olmam/ız halinde kurum izni aldıktan sonra araştırmaya başlayacağımı/zı,</w:t>
             </w:r>
           </w:p>
           <w:p>
@@ -330,36 +170,18 @@
               <w:spacing w:after="120"/>
               <w:jc w:val="both"/>
               <w:rPr>
-                <w:rFonts w:ascii="Times New Roman" w:hAnsi="Times New Roman" w:cs="Times New Roman"/>
+                <w:rFonts w:asciiTheme="majorBidi" w:hAnsiTheme="majorBidi" w:cstheme="majorBidi"/>
                 <w:sz w:val="20"/>
                 <w:szCs w:val="20"/>
               </w:rPr>
             </w:pPr>
             <w:r>
               <w:rPr>
-                <w:rFonts w:ascii="Times New Roman" w:hAnsi="Times New Roman" w:cs="Times New Roman"/>
-                <w:sz w:val="20"/>
-                <w:szCs w:val="20"/>
-              </w:rPr>
-              <w:t>Araştırma örneklemini teşkil eden kişilerin 18 yaş altında olması halinde veli izni, kısıtlı olması halinde ise vasi izni alındıktan sonra araştırmaya başlayacağımı/</w:t>
-            </w:r>
-            <w:proofErr w:type="spellStart"/>
-            <w:r>
-              <w:rPr>
-                <w:rFonts w:ascii="Times New Roman" w:hAnsi="Times New Roman" w:cs="Times New Roman"/>
-                <w:sz w:val="20"/>
-                <w:szCs w:val="20"/>
-              </w:rPr>
-              <w:t>zı</w:t>
-            </w:r>
-            <w:proofErr w:type="spellEnd"/>
-            <w:r>
-              <w:rPr>
-                <w:rFonts w:ascii="Times New Roman" w:hAnsi="Times New Roman" w:cs="Times New Roman"/>
-                <w:sz w:val="20"/>
-                <w:szCs w:val="20"/>
-              </w:rPr>
-              <w:t>,</w:t>
+                <w:rFonts w:asciiTheme="majorBidi" w:hAnsiTheme="majorBidi" w:cstheme="majorBidi"/>
+                <w:sz w:val="20"/>
+                <w:szCs w:val="20"/>
+              </w:rPr>
+              <w:t>Araştırma örneklemini teşkil eden kişilerin 18 yaş altında olması halinde veli izni, kısıtlı olması halinde ise vasi izni alındıktan sonra araştırmaya başlayacağımı/zı,</w:t>
             </w:r>
           </w:p>
           <w:p>
@@ -372,72 +194,18 @@
               <w:spacing w:after="120"/>
               <w:jc w:val="both"/>
               <w:rPr>
-                <w:rFonts w:ascii="Times New Roman" w:hAnsi="Times New Roman" w:cs="Times New Roman"/>
+                <w:rFonts w:asciiTheme="majorBidi" w:hAnsiTheme="majorBidi" w:cstheme="majorBidi"/>
                 <w:sz w:val="20"/>
                 <w:szCs w:val="20"/>
               </w:rPr>
             </w:pPr>
             <w:r>
               <w:rPr>
-                <w:rFonts w:ascii="Times New Roman" w:hAnsi="Times New Roman" w:cs="Times New Roman"/>
-                <w:sz w:val="20"/>
-                <w:szCs w:val="20"/>
-              </w:rPr>
-              <w:t>Araştırmayı MEB kurumlarına bağlı öğrenci, öğretmen ve yöneticilerle yapacak olmam/</w:t>
-            </w:r>
-            <w:proofErr w:type="spellStart"/>
-            <w:r>
-              <w:rPr>
-                <w:rFonts w:ascii="Times New Roman" w:hAnsi="Times New Roman" w:cs="Times New Roman"/>
-                <w:sz w:val="20"/>
-                <w:szCs w:val="20"/>
-              </w:rPr>
-              <w:t>ız</w:t>
-            </w:r>
-            <w:proofErr w:type="spellEnd"/>
-            <w:r>
-              <w:rPr>
-                <w:rFonts w:ascii="Times New Roman" w:hAnsi="Times New Roman" w:cs="Times New Roman"/>
-                <w:sz w:val="20"/>
-                <w:szCs w:val="20"/>
-              </w:rPr>
-              <w:t xml:space="preserve"> halinde Millî Eğitim Bakanlığının 2020/02 Sayılı Araştırma Uygulama İzinleri hakkında yayınladığı </w:t>
-            </w:r>
-            <w:proofErr w:type="spellStart"/>
-            <w:r>
-              <w:rPr>
-                <w:rFonts w:ascii="Times New Roman" w:hAnsi="Times New Roman" w:cs="Times New Roman"/>
-                <w:sz w:val="20"/>
-                <w:szCs w:val="20"/>
-              </w:rPr>
-              <w:t>Genelge’ye</w:t>
-            </w:r>
-            <w:proofErr w:type="spellEnd"/>
-            <w:r>
-              <w:rPr>
-                <w:rFonts w:ascii="Times New Roman" w:hAnsi="Times New Roman" w:cs="Times New Roman"/>
-                <w:sz w:val="20"/>
-                <w:szCs w:val="20"/>
-              </w:rPr>
-              <w:t xml:space="preserve"> uygun olarak yapacağımı/</w:t>
-            </w:r>
-            <w:proofErr w:type="spellStart"/>
-            <w:r>
-              <w:rPr>
-                <w:rFonts w:ascii="Times New Roman" w:hAnsi="Times New Roman" w:cs="Times New Roman"/>
-                <w:sz w:val="20"/>
-                <w:szCs w:val="20"/>
-              </w:rPr>
-              <w:t>zı</w:t>
-            </w:r>
-            <w:proofErr w:type="spellEnd"/>
-            <w:r>
-              <w:rPr>
-                <w:rFonts w:ascii="Times New Roman" w:hAnsi="Times New Roman" w:cs="Times New Roman"/>
-                <w:sz w:val="20"/>
-                <w:szCs w:val="20"/>
-              </w:rPr>
-              <w:t>,</w:t>
+                <w:rFonts w:asciiTheme="majorBidi" w:hAnsiTheme="majorBidi" w:cstheme="majorBidi"/>
+                <w:sz w:val="20"/>
+                <w:szCs w:val="20"/>
+              </w:rPr>
+              <w:t>Araştırmayı MEB kurumlarına bağlı öğrenci, öğretmen ve yöneticilerle yapacak olmam/ız halinde Millî Eğitim Bakanlığının 2020/02 Sayılı Araştırma Uygulama İzinleri hakkında yayınladığı Genelge’ye uygun olarak yapacağımı/zı,</w:t>
             </w:r>
           </w:p>
           <w:p>
@@ -450,90 +218,18 @@
               <w:spacing w:after="120"/>
               <w:jc w:val="both"/>
               <w:rPr>
-                <w:rFonts w:ascii="Times New Roman" w:hAnsi="Times New Roman" w:cs="Times New Roman"/>
+                <w:rFonts w:asciiTheme="majorBidi" w:hAnsiTheme="majorBidi" w:cstheme="majorBidi"/>
                 <w:sz w:val="20"/>
                 <w:szCs w:val="20"/>
               </w:rPr>
             </w:pPr>
             <w:r>
               <w:rPr>
-                <w:rFonts w:ascii="Times New Roman" w:hAnsi="Times New Roman" w:cs="Times New Roman"/>
-                <w:sz w:val="20"/>
-                <w:szCs w:val="20"/>
-              </w:rPr>
-              <w:t>Araştırma konusunun Covid-19 Salgınıyla ilgili olması halinde Etik Kurul başvurusundan önce Sağlık Bakanlığından Araştırma Onayı alacağımı/</w:t>
-            </w:r>
-            <w:proofErr w:type="spellStart"/>
-            <w:r>
-              <w:rPr>
-                <w:rFonts w:ascii="Times New Roman" w:hAnsi="Times New Roman" w:cs="Times New Roman"/>
-                <w:sz w:val="20"/>
-                <w:szCs w:val="20"/>
-              </w:rPr>
-              <w:t>zı</w:t>
-            </w:r>
-            <w:proofErr w:type="spellEnd"/>
-            <w:r>
-              <w:rPr>
-                <w:rFonts w:ascii="Times New Roman" w:hAnsi="Times New Roman" w:cs="Times New Roman"/>
-                <w:sz w:val="20"/>
-                <w:szCs w:val="20"/>
-              </w:rPr>
-              <w:t xml:space="preserve"> yaptığım/</w:t>
-            </w:r>
-            <w:proofErr w:type="spellStart"/>
-            <w:r>
-              <w:rPr>
-                <w:rFonts w:ascii="Times New Roman" w:hAnsi="Times New Roman" w:cs="Times New Roman"/>
-                <w:sz w:val="20"/>
-                <w:szCs w:val="20"/>
-              </w:rPr>
-              <w:t>ız</w:t>
-            </w:r>
-            <w:proofErr w:type="spellEnd"/>
-            <w:r>
-              <w:rPr>
-                <w:rFonts w:ascii="Times New Roman" w:hAnsi="Times New Roman" w:cs="Times New Roman"/>
-                <w:sz w:val="20"/>
-                <w:szCs w:val="20"/>
-              </w:rPr>
-              <w:t xml:space="preserve"> başvuru ve aldığım/</w:t>
-            </w:r>
-            <w:proofErr w:type="spellStart"/>
-            <w:r>
-              <w:rPr>
-                <w:rFonts w:ascii="Times New Roman" w:hAnsi="Times New Roman" w:cs="Times New Roman"/>
-                <w:sz w:val="20"/>
-                <w:szCs w:val="20"/>
-              </w:rPr>
-              <w:t>ız</w:t>
-            </w:r>
-            <w:proofErr w:type="spellEnd"/>
-            <w:r>
-              <w:rPr>
-                <w:rFonts w:ascii="Times New Roman" w:hAnsi="Times New Roman" w:cs="Times New Roman"/>
-                <w:sz w:val="20"/>
-                <w:szCs w:val="20"/>
-              </w:rPr>
-              <w:t xml:space="preserve"> onayı Etik Kurul’a ibraz edeceğimi/</w:t>
-            </w:r>
-            <w:proofErr w:type="spellStart"/>
-            <w:r>
-              <w:rPr>
-                <w:rFonts w:ascii="Times New Roman" w:hAnsi="Times New Roman" w:cs="Times New Roman"/>
-                <w:sz w:val="20"/>
-                <w:szCs w:val="20"/>
-              </w:rPr>
-              <w:t>zi</w:t>
-            </w:r>
-            <w:proofErr w:type="spellEnd"/>
-            <w:r>
-              <w:rPr>
-                <w:rFonts w:ascii="Times New Roman" w:hAnsi="Times New Roman" w:cs="Times New Roman"/>
-                <w:sz w:val="20"/>
-                <w:szCs w:val="20"/>
-              </w:rPr>
-              <w:t>,</w:t>
+                <w:rFonts w:asciiTheme="majorBidi" w:hAnsiTheme="majorBidi" w:cstheme="majorBidi"/>
+                <w:sz w:val="20"/>
+                <w:szCs w:val="20"/>
+              </w:rPr>
+              <w:t>Araştırma konusunun Covid-19 Salgınıyla ilgili olması halinde Etik Kurul başvurusundan önce Sağlık Bakanlığından Araştırma Onayı alacağımı/zı yaptığım/ız başvuru ve aldığım/ız onayı Etik Kurul’a ibraz edeceğimi/zi,</w:t>
             </w:r>
           </w:p>
           <w:p>
@@ -546,72 +242,18 @@
               <w:spacing w:after="120"/>
               <w:jc w:val="both"/>
               <w:rPr>
-                <w:rFonts w:ascii="Times New Roman" w:hAnsi="Times New Roman" w:cs="Times New Roman"/>
+                <w:rFonts w:asciiTheme="majorBidi" w:hAnsiTheme="majorBidi" w:cstheme="majorBidi"/>
                 <w:sz w:val="20"/>
                 <w:szCs w:val="20"/>
               </w:rPr>
             </w:pPr>
             <w:r>
               <w:rPr>
-                <w:rFonts w:ascii="Times New Roman" w:hAnsi="Times New Roman" w:cs="Times New Roman"/>
-                <w:sz w:val="20"/>
-                <w:szCs w:val="20"/>
-              </w:rPr>
-              <w:t>Bilimsel bir araştırma için veri toplamayı amaçladığım/</w:t>
-            </w:r>
-            <w:proofErr w:type="spellStart"/>
-            <w:r>
-              <w:rPr>
-                <w:rFonts w:ascii="Times New Roman" w:hAnsi="Times New Roman" w:cs="Times New Roman"/>
-                <w:sz w:val="20"/>
-                <w:szCs w:val="20"/>
-              </w:rPr>
-              <w:t>ız</w:t>
-            </w:r>
-            <w:proofErr w:type="spellEnd"/>
-            <w:r>
-              <w:rPr>
-                <w:rFonts w:ascii="Times New Roman" w:hAnsi="Times New Roman" w:cs="Times New Roman"/>
-                <w:sz w:val="20"/>
-                <w:szCs w:val="20"/>
-              </w:rPr>
-              <w:t xml:space="preserve"> çalışma sonuçlarını sadece bilimsel amaçlarla kullanacağımı/</w:t>
-            </w:r>
-            <w:proofErr w:type="spellStart"/>
-            <w:r>
-              <w:rPr>
-                <w:rFonts w:ascii="Times New Roman" w:hAnsi="Times New Roman" w:cs="Times New Roman"/>
-                <w:sz w:val="20"/>
-                <w:szCs w:val="20"/>
-              </w:rPr>
-              <w:t>zı</w:t>
-            </w:r>
-            <w:proofErr w:type="spellEnd"/>
-            <w:r>
-              <w:rPr>
-                <w:rFonts w:ascii="Times New Roman" w:hAnsi="Times New Roman" w:cs="Times New Roman"/>
-                <w:sz w:val="20"/>
-                <w:szCs w:val="20"/>
-              </w:rPr>
-              <w:t xml:space="preserve"> ve çalışmanın sonuçlarını katılımcıların aleyhine olacak şekilde kullanmayacağımı/</w:t>
-            </w:r>
-            <w:proofErr w:type="spellStart"/>
-            <w:r>
-              <w:rPr>
-                <w:rFonts w:ascii="Times New Roman" w:hAnsi="Times New Roman" w:cs="Times New Roman"/>
-                <w:sz w:val="20"/>
-                <w:szCs w:val="20"/>
-              </w:rPr>
-              <w:t>zı</w:t>
-            </w:r>
-            <w:proofErr w:type="spellEnd"/>
-            <w:r>
-              <w:rPr>
-                <w:rFonts w:ascii="Times New Roman" w:hAnsi="Times New Roman" w:cs="Times New Roman"/>
-                <w:sz w:val="20"/>
-                <w:szCs w:val="20"/>
-              </w:rPr>
-              <w:t>,</w:t>
+                <w:rFonts w:asciiTheme="majorBidi" w:hAnsiTheme="majorBidi" w:cstheme="majorBidi"/>
+                <w:sz w:val="20"/>
+                <w:szCs w:val="20"/>
+              </w:rPr>
+              <w:t>Bilimsel bir araştırma için veri toplamayı amaçladığım/ız çalışma sonuçlarını sadece bilimsel amaçlarla kullanacağımı/zı ve çalışmanın sonuçlarını katılımcıların aleyhine olacak şekilde kullanmayacağımı/zı,</w:t>
             </w:r>
           </w:p>
           <w:p>
@@ -624,7 +266,7 @@
               <w:spacing w:after="120"/>
               <w:jc w:val="both"/>
               <w:rPr>
-                <w:rFonts w:ascii="Times New Roman" w:hAnsi="Times New Roman" w:cs="Times New Roman"/>
+                <w:rFonts w:asciiTheme="majorBidi" w:hAnsiTheme="majorBidi" w:cstheme="majorBidi"/>
                 <w:sz w:val="20"/>
                 <w:szCs w:val="20"/>
               </w:rPr>
@@ -632,7 +274,7 @@
             <w:bookmarkStart w:id="0" w:name="_Hlk63779275"/>
             <w:r>
               <w:rPr>
-                <w:rFonts w:ascii="Times New Roman" w:hAnsi="Times New Roman" w:cs="Times New Roman"/>
+                <w:rFonts w:asciiTheme="majorBidi" w:hAnsiTheme="majorBidi" w:cstheme="majorBidi"/>
                 <w:b/>
                 <w:bCs/>
                 <w:sz w:val="20"/>
@@ -642,56 +284,20 @@
             </w:r>
             <w:r>
               <w:rPr>
-                <w:rFonts w:ascii="Times New Roman" w:hAnsi="Times New Roman" w:cs="Times New Roman"/>
-                <w:sz w:val="20"/>
-                <w:szCs w:val="20"/>
-              </w:rPr>
-              <w:t xml:space="preserve"> ve ilgili mevzuat uyarınca kişisel verileri korumak amacıyla gerekli tüm tedbirleri alacağımı/</w:t>
-            </w:r>
-            <w:proofErr w:type="spellStart"/>
-            <w:r>
-              <w:rPr>
-                <w:rFonts w:ascii="Times New Roman" w:hAnsi="Times New Roman" w:cs="Times New Roman"/>
-                <w:sz w:val="20"/>
-                <w:szCs w:val="20"/>
-              </w:rPr>
-              <w:t>zı</w:t>
-            </w:r>
-            <w:proofErr w:type="spellEnd"/>
-            <w:r>
-              <w:rPr>
-                <w:rFonts w:ascii="Times New Roman" w:hAnsi="Times New Roman" w:cs="Times New Roman"/>
-                <w:sz w:val="20"/>
-                <w:szCs w:val="20"/>
-              </w:rPr>
-              <w:t xml:space="preserve"> ve gerekli her türlü yükümlülükleri özenle yerine getireceğimi</w:t>
+                <w:rFonts w:asciiTheme="majorBidi" w:hAnsiTheme="majorBidi" w:cstheme="majorBidi"/>
+                <w:sz w:val="20"/>
+                <w:szCs w:val="20"/>
+              </w:rPr>
+              <w:t xml:space="preserve"> ve ilgili mevzuat uyarınca kişisel verileri korumak amacıyla gerekli tüm tedbirleri alacağımı/zı ve gerekli her türlü yükümlülükleri özenle yerine getireceğimi</w:t>
             </w:r>
             <w:bookmarkEnd w:id="0"/>
             <w:r>
               <w:rPr>
-                <w:rFonts w:ascii="Times New Roman" w:hAnsi="Times New Roman" w:cs="Times New Roman"/>
-                <w:sz w:val="20"/>
-                <w:szCs w:val="20"/>
-              </w:rPr>
-              <w:t>/</w:t>
-            </w:r>
-            <w:proofErr w:type="spellStart"/>
-            <w:r>
-              <w:rPr>
-                <w:rFonts w:ascii="Times New Roman" w:hAnsi="Times New Roman" w:cs="Times New Roman"/>
-                <w:sz w:val="20"/>
-                <w:szCs w:val="20"/>
-              </w:rPr>
-              <w:t>zi</w:t>
-            </w:r>
-            <w:proofErr w:type="spellEnd"/>
-            <w:r>
-              <w:rPr>
-                <w:rFonts w:ascii="Times New Roman" w:hAnsi="Times New Roman" w:cs="Times New Roman"/>
-                <w:sz w:val="20"/>
-                <w:szCs w:val="20"/>
-              </w:rPr>
-              <w:t>,</w:t>
+                <w:rFonts w:asciiTheme="majorBidi" w:hAnsiTheme="majorBidi" w:cstheme="majorBidi"/>
+                <w:sz w:val="20"/>
+                <w:szCs w:val="20"/>
+              </w:rPr>
+              <w:t>/zi,</w:t>
             </w:r>
           </w:p>
           <w:p>
@@ -704,14 +310,14 @@
               <w:spacing w:after="120"/>
               <w:jc w:val="both"/>
               <w:rPr>
-                <w:rFonts w:ascii="Times New Roman" w:hAnsi="Times New Roman" w:cs="Times New Roman"/>
+                <w:rFonts w:asciiTheme="majorBidi" w:hAnsiTheme="majorBidi" w:cstheme="majorBidi"/>
                 <w:sz w:val="20"/>
                 <w:szCs w:val="20"/>
               </w:rPr>
             </w:pPr>
             <w:r>
               <w:rPr>
-                <w:rFonts w:ascii="Times New Roman" w:hAnsi="Times New Roman" w:cs="Times New Roman"/>
+                <w:rFonts w:asciiTheme="majorBidi" w:hAnsiTheme="majorBidi" w:cstheme="majorBidi"/>
                 <w:sz w:val="20"/>
                 <w:szCs w:val="20"/>
               </w:rPr>
@@ -720,34 +326,16 @@
             <w:bookmarkStart w:id="1" w:name="_Hlk63935862"/>
             <w:r>
               <w:rPr>
-                <w:rFonts w:ascii="Times New Roman" w:hAnsi="Times New Roman" w:cs="Times New Roman"/>
-                <w:sz w:val="20"/>
-                <w:szCs w:val="20"/>
-              </w:rPr>
-              <w:t xml:space="preserve">Bilgilendirilmiş Gönüllü Olur </w:t>
-            </w:r>
-            <w:proofErr w:type="spellStart"/>
-            <w:r>
-              <w:rPr>
-                <w:rFonts w:ascii="Times New Roman" w:hAnsi="Times New Roman" w:cs="Times New Roman"/>
-                <w:sz w:val="20"/>
-                <w:szCs w:val="20"/>
-              </w:rPr>
-              <w:t>Formu’nda</w:t>
-            </w:r>
-            <w:proofErr w:type="spellEnd"/>
-            <w:r>
-              <w:rPr>
-                <w:rFonts w:ascii="Times New Roman" w:hAnsi="Times New Roman" w:cs="Times New Roman"/>
-                <w:sz w:val="20"/>
-                <w:szCs w:val="20"/>
-              </w:rPr>
-              <w:t xml:space="preserve"> </w:t>
+                <w:rFonts w:asciiTheme="majorBidi" w:hAnsiTheme="majorBidi" w:cstheme="majorBidi"/>
+                <w:sz w:val="20"/>
+                <w:szCs w:val="20"/>
+              </w:rPr>
+              <w:t xml:space="preserve">Bilgilendirilmiş Gönüllü Olur Formu’nda </w:t>
             </w:r>
             <w:bookmarkEnd w:id="1"/>
             <w:r>
               <w:rPr>
-                <w:rFonts w:ascii="Times New Roman" w:hAnsi="Times New Roman" w:cs="Times New Roman"/>
+                <w:rFonts w:asciiTheme="majorBidi" w:hAnsiTheme="majorBidi" w:cstheme="majorBidi"/>
                 <w:sz w:val="20"/>
                 <w:szCs w:val="20"/>
               </w:rPr>
@@ -764,36 +352,18 @@
               <w:spacing w:after="120"/>
               <w:jc w:val="both"/>
               <w:rPr>
-                <w:rFonts w:ascii="Times New Roman" w:hAnsi="Times New Roman" w:cs="Times New Roman"/>
+                <w:rFonts w:asciiTheme="majorBidi" w:hAnsiTheme="majorBidi" w:cstheme="majorBidi"/>
                 <w:sz w:val="20"/>
                 <w:szCs w:val="20"/>
               </w:rPr>
             </w:pPr>
             <w:r>
               <w:rPr>
-                <w:rFonts w:ascii="Times New Roman" w:hAnsi="Times New Roman" w:cs="Times New Roman"/>
-                <w:sz w:val="20"/>
-                <w:szCs w:val="20"/>
-              </w:rPr>
-              <w:t>Kullanılacak fikir ve sanat eserleri için telif hakları ile ilgili yasal düzenlemelere uyacağımı/</w:t>
-            </w:r>
-            <w:proofErr w:type="spellStart"/>
-            <w:r>
-              <w:rPr>
-                <w:rFonts w:ascii="Times New Roman" w:hAnsi="Times New Roman" w:cs="Times New Roman"/>
-                <w:sz w:val="20"/>
-                <w:szCs w:val="20"/>
-              </w:rPr>
-              <w:t>zı</w:t>
-            </w:r>
-            <w:proofErr w:type="spellEnd"/>
-            <w:r>
-              <w:rPr>
-                <w:rFonts w:ascii="Times New Roman" w:hAnsi="Times New Roman" w:cs="Times New Roman"/>
-                <w:sz w:val="20"/>
-                <w:szCs w:val="20"/>
-              </w:rPr>
-              <w:t>,</w:t>
+                <w:rFonts w:asciiTheme="majorBidi" w:hAnsiTheme="majorBidi" w:cstheme="majorBidi"/>
+                <w:sz w:val="20"/>
+                <w:szCs w:val="20"/>
+              </w:rPr>
+              <w:t>Kullanılacak fikir ve sanat eserleri için telif hakları ile ilgili yasal düzenlemelere uyacağımı/zı,</w:t>
             </w:r>
           </w:p>
           <w:p>
@@ -806,54 +376,18 @@
               <w:spacing w:after="120"/>
               <w:jc w:val="both"/>
               <w:rPr>
-                <w:rFonts w:ascii="Times New Roman" w:hAnsi="Times New Roman" w:cs="Times New Roman"/>
+                <w:rFonts w:asciiTheme="majorBidi" w:hAnsiTheme="majorBidi" w:cstheme="majorBidi"/>
                 <w:sz w:val="20"/>
                 <w:szCs w:val="20"/>
               </w:rPr>
             </w:pPr>
             <w:r>
               <w:rPr>
-                <w:rFonts w:ascii="Times New Roman" w:hAnsi="Times New Roman" w:cs="Times New Roman"/>
-                <w:sz w:val="20"/>
-                <w:szCs w:val="20"/>
-              </w:rPr>
-              <w:t xml:space="preserve"> “Katılımcılar için Bilgilendirilmiş Gönüllü Olur Formu’ doldururken, gönüllüleri sözlü olarak da bilgilendireceğimi/</w:t>
-            </w:r>
-            <w:proofErr w:type="spellStart"/>
-            <w:r>
-              <w:rPr>
-                <w:rFonts w:ascii="Times New Roman" w:hAnsi="Times New Roman" w:cs="Times New Roman"/>
-                <w:sz w:val="20"/>
-                <w:szCs w:val="20"/>
-              </w:rPr>
-              <w:t>zi</w:t>
-            </w:r>
-            <w:proofErr w:type="spellEnd"/>
-            <w:r>
-              <w:rPr>
-                <w:rFonts w:ascii="Times New Roman" w:hAnsi="Times New Roman" w:cs="Times New Roman"/>
-                <w:sz w:val="20"/>
-                <w:szCs w:val="20"/>
-              </w:rPr>
-              <w:t xml:space="preserve"> “Katılımcılar İçin Bilgilendirilmiş Gönüllü Olur </w:t>
-            </w:r>
-            <w:proofErr w:type="spellStart"/>
-            <w:r>
-              <w:rPr>
-                <w:rFonts w:ascii="Times New Roman" w:hAnsi="Times New Roman" w:cs="Times New Roman"/>
-                <w:sz w:val="20"/>
-                <w:szCs w:val="20"/>
-              </w:rPr>
-              <w:t>Formu’nda</w:t>
-            </w:r>
-            <w:proofErr w:type="spellEnd"/>
-            <w:r>
-              <w:rPr>
-                <w:rFonts w:ascii="Times New Roman" w:hAnsi="Times New Roman" w:cs="Times New Roman"/>
-                <w:sz w:val="20"/>
-                <w:szCs w:val="20"/>
-              </w:rPr>
-              <w:t xml:space="preserve"> belirtilenler dışında gönüllülerden herhangi bir talebimin/izin olmayacağını,</w:t>
+                <w:rFonts w:asciiTheme="majorBidi" w:hAnsiTheme="majorBidi" w:cstheme="majorBidi"/>
+                <w:sz w:val="20"/>
+                <w:szCs w:val="20"/>
+              </w:rPr>
+              <w:t xml:space="preserve"> “Katılımcılar için Bilgilendirilmiş Gönüllü Olur Formu’ doldururken, gönüllüleri sözlü olarak da bilgilendireceğimi/zi “Katılımcılar İçin Bilgilendirilmiş Gönüllü Olur Formu’nda belirtilenler dışında gönüllülerden herhangi bir talebimin/izin olmayacağını,</w:t>
             </w:r>
           </w:p>
           <w:p>
@@ -866,36 +400,18 @@
               <w:spacing w:after="120"/>
               <w:jc w:val="both"/>
               <w:rPr>
-                <w:rFonts w:ascii="Times New Roman" w:hAnsi="Times New Roman" w:cs="Times New Roman"/>
+                <w:rFonts w:asciiTheme="majorBidi" w:hAnsiTheme="majorBidi" w:cstheme="majorBidi"/>
                 <w:sz w:val="20"/>
                 <w:szCs w:val="20"/>
               </w:rPr>
             </w:pPr>
             <w:r>
               <w:rPr>
-                <w:rFonts w:ascii="Times New Roman" w:hAnsi="Times New Roman" w:cs="Times New Roman"/>
-                <w:sz w:val="20"/>
-                <w:szCs w:val="20"/>
-              </w:rPr>
-              <w:t>Gönüllülerden elde edilen bilgileri araştırmada belirtilen amaçlar dışında kullanmayacağımı/</w:t>
-            </w:r>
-            <w:proofErr w:type="spellStart"/>
-            <w:r>
-              <w:rPr>
-                <w:rFonts w:ascii="Times New Roman" w:hAnsi="Times New Roman" w:cs="Times New Roman"/>
-                <w:sz w:val="20"/>
-                <w:szCs w:val="20"/>
-              </w:rPr>
-              <w:t>zı</w:t>
-            </w:r>
-            <w:proofErr w:type="spellEnd"/>
-            <w:r>
-              <w:rPr>
-                <w:rFonts w:ascii="Times New Roman" w:hAnsi="Times New Roman" w:cs="Times New Roman"/>
-                <w:sz w:val="20"/>
-                <w:szCs w:val="20"/>
-              </w:rPr>
-              <w:t>,</w:t>
+                <w:rFonts w:asciiTheme="majorBidi" w:hAnsiTheme="majorBidi" w:cstheme="majorBidi"/>
+                <w:sz w:val="20"/>
+                <w:szCs w:val="20"/>
+              </w:rPr>
+              <w:t>Gönüllülerden elde edilen bilgileri araştırmada belirtilen amaçlar dışında kullanmayacağımı/zı,</w:t>
             </w:r>
           </w:p>
           <w:p>
@@ -908,7 +424,7 @@
               <w:spacing w:after="120"/>
               <w:jc w:val="both"/>
               <w:rPr>
-                <w:rFonts w:ascii="Times New Roman" w:hAnsi="Times New Roman" w:cs="Times New Roman"/>
+                <w:rFonts w:asciiTheme="majorBidi" w:hAnsiTheme="majorBidi" w:cstheme="majorBidi"/>
                 <w:bCs/>
                 <w:sz w:val="20"/>
                 <w:szCs w:val="20"/>
@@ -916,7 +432,7 @@
             </w:pPr>
             <w:r>
               <w:rPr>
-                <w:rFonts w:ascii="Times New Roman" w:hAnsi="Times New Roman" w:cs="Times New Roman"/>
+                <w:rFonts w:asciiTheme="majorBidi" w:hAnsiTheme="majorBidi" w:cstheme="majorBidi"/>
                 <w:b/>
                 <w:sz w:val="20"/>
                 <w:szCs w:val="20"/>
@@ -925,32 +441,12 @@
             </w:r>
             <w:r>
               <w:rPr>
-                <w:rFonts w:ascii="Times New Roman" w:hAnsi="Times New Roman" w:cs="Times New Roman"/>
+                <w:rFonts w:asciiTheme="majorBidi" w:hAnsiTheme="majorBidi" w:cstheme="majorBidi"/>
                 <w:bCs/>
                 <w:sz w:val="20"/>
                 <w:szCs w:val="20"/>
               </w:rPr>
-              <w:t xml:space="preserve">Katılımcılar İçin Bilgilendirilmiş Gönüllü Olur </w:t>
-            </w:r>
-            <w:proofErr w:type="spellStart"/>
-            <w:r>
-              <w:rPr>
-                <w:rFonts w:ascii="Times New Roman" w:hAnsi="Times New Roman" w:cs="Times New Roman"/>
-                <w:bCs/>
-                <w:sz w:val="20"/>
-                <w:szCs w:val="20"/>
-              </w:rPr>
-              <w:t>Formu’nda</w:t>
-            </w:r>
-            <w:proofErr w:type="spellEnd"/>
-            <w:r>
-              <w:rPr>
-                <w:rFonts w:ascii="Times New Roman" w:hAnsi="Times New Roman" w:cs="Times New Roman"/>
-                <w:bCs/>
-                <w:sz w:val="20"/>
-                <w:szCs w:val="20"/>
-              </w:rPr>
-              <w:t xml:space="preserve"> katılımcıların araştırmaya katılma ve çıkma koşullarının açık ve net olarak belirtildiğini,</w:t>
+              <w:t>Katılımcılar İçin Bilgilendirilmiş Gönüllü Olur Formu’nda katılımcıların araştırmaya katılma ve çıkma koşullarının açık ve net olarak belirtildiğini,</w:t>
             </w:r>
           </w:p>
           <w:p>
@@ -963,36 +459,18 @@
               <w:spacing w:after="120"/>
               <w:jc w:val="both"/>
               <w:rPr>
-                <w:rFonts w:ascii="Times New Roman" w:hAnsi="Times New Roman" w:cs="Times New Roman"/>
+                <w:rFonts w:asciiTheme="majorBidi" w:hAnsiTheme="majorBidi" w:cstheme="majorBidi"/>
                 <w:sz w:val="20"/>
                 <w:szCs w:val="20"/>
               </w:rPr>
             </w:pPr>
             <w:r>
               <w:rPr>
-                <w:rFonts w:ascii="Times New Roman" w:hAnsi="Times New Roman" w:cs="Times New Roman"/>
-                <w:sz w:val="20"/>
-                <w:szCs w:val="20"/>
-              </w:rPr>
-              <w:t>Çalışmanın Etik Kurul onayı alındıktan sonra çalışma tasarımı, kapsam ve içeriğinde Etik Kurul’dan onay almadan değişiklik yapmayacağımı/</w:t>
-            </w:r>
-            <w:proofErr w:type="spellStart"/>
-            <w:r>
-              <w:rPr>
-                <w:rFonts w:ascii="Times New Roman" w:hAnsi="Times New Roman" w:cs="Times New Roman"/>
-                <w:sz w:val="20"/>
-                <w:szCs w:val="20"/>
-              </w:rPr>
-              <w:t>zı</w:t>
-            </w:r>
-            <w:proofErr w:type="spellEnd"/>
-            <w:r>
-              <w:rPr>
-                <w:rFonts w:ascii="Times New Roman" w:hAnsi="Times New Roman" w:cs="Times New Roman"/>
-                <w:sz w:val="20"/>
-                <w:szCs w:val="20"/>
-              </w:rPr>
-              <w:t>,</w:t>
+                <w:rFonts w:asciiTheme="majorBidi" w:hAnsiTheme="majorBidi" w:cstheme="majorBidi"/>
+                <w:sz w:val="20"/>
+                <w:szCs w:val="20"/>
+              </w:rPr>
+              <w:t>Çalışmanın Etik Kurul onayı alındıktan sonra çalışma tasarımı, kapsam ve içeriğinde Etik Kurul’dan onay almadan değişiklik yapmayacağımı/zı,</w:t>
             </w:r>
           </w:p>
           <w:p>
@@ -1005,47 +483,19 @@
               <w:spacing w:after="120"/>
               <w:jc w:val="both"/>
               <w:rPr>
-                <w:rFonts w:ascii="Times New Roman" w:hAnsi="Times New Roman" w:cs="Times New Roman"/>
+                <w:rFonts w:asciiTheme="majorBidi" w:hAnsiTheme="majorBidi" w:cstheme="majorBidi"/>
                 <w:sz w:val="20"/>
                 <w:szCs w:val="20"/>
               </w:rPr>
             </w:pPr>
             <w:r>
               <w:rPr>
-                <w:rFonts w:ascii="Times New Roman" w:hAnsi="Times New Roman" w:cs="Times New Roman"/>
-                <w:sz w:val="20"/>
-                <w:szCs w:val="20"/>
-              </w:rPr>
-              <w:t>Değişiklik zorunlu olduğunda yapılan tüm değişiklikleri (yöntem, evren ve örneklem, başlık, ölçme araçları, anket, araştırmacılar vb.) uygulamadan önce İstanbul Sabahattin Zaim Üniversitesi Etik Kurulu’na bildireceğimi/</w:t>
-            </w:r>
-            <w:proofErr w:type="spellStart"/>
-            <w:r>
-              <w:rPr>
-                <w:rFonts w:ascii="Times New Roman" w:hAnsi="Times New Roman" w:cs="Times New Roman"/>
-                <w:sz w:val="20"/>
-                <w:szCs w:val="20"/>
-              </w:rPr>
-              <w:t>zi</w:t>
-            </w:r>
-            <w:proofErr w:type="spellEnd"/>
-            <w:r>
-              <w:rPr>
-                <w:rFonts w:ascii="Times New Roman" w:hAnsi="Times New Roman" w:cs="Times New Roman"/>
-                <w:sz w:val="20"/>
-                <w:szCs w:val="20"/>
-              </w:rPr>
-              <w:t xml:space="preserve"> ve onay alacağımı/</w:t>
-            </w:r>
-            <w:proofErr w:type="spellStart"/>
-            <w:r>
-              <w:rPr>
-                <w:rFonts w:ascii="Times New Roman" w:hAnsi="Times New Roman" w:cs="Times New Roman"/>
-                <w:sz w:val="20"/>
-                <w:szCs w:val="20"/>
-              </w:rPr>
-              <w:t>zı</w:t>
-            </w:r>
-            <w:proofErr w:type="spellEnd"/>
+                <w:rFonts w:asciiTheme="majorBidi" w:hAnsiTheme="majorBidi" w:cstheme="majorBidi"/>
+                <w:sz w:val="20"/>
+                <w:szCs w:val="20"/>
+              </w:rPr>
+              <w:t>Değişiklik zorunlu olduğunda yapılan tüm değişiklikleri (yöntem, evren ve örneklem, başlık, ölçme araçları, anket, araştırmacılar vb.) uygulamadan önce İstanbul Sabahattin Zaim Üniversitesi Etik Kurulu’na bildireceğimi/zi ve onay alacağımı/zı</w:t>
+            </w:r>
           </w:p>
           <w:p>
             <w:pPr>
@@ -1057,14 +507,14 @@
               <w:spacing w:after="120"/>
               <w:jc w:val="both"/>
               <w:rPr>
-                <w:rFonts w:ascii="Times New Roman" w:hAnsi="Times New Roman" w:cs="Times New Roman"/>
+                <w:rFonts w:asciiTheme="majorBidi" w:hAnsiTheme="majorBidi" w:cstheme="majorBidi"/>
                 <w:sz w:val="20"/>
                 <w:szCs w:val="20"/>
               </w:rPr>
             </w:pPr>
             <w:r>
               <w:rPr>
-                <w:rFonts w:ascii="Times New Roman" w:hAnsi="Times New Roman" w:cs="Times New Roman"/>
+                <w:rFonts w:asciiTheme="majorBidi" w:hAnsiTheme="majorBidi" w:cstheme="majorBidi"/>
                 <w:sz w:val="20"/>
                 <w:szCs w:val="20"/>
               </w:rPr>
@@ -1077,38 +527,23 @@
               <w:ind w:left="284" w:hanging="284"/>
               <w:jc w:val="both"/>
               <w:rPr>
+                <w:rFonts w:asciiTheme="majorBidi" w:hAnsiTheme="majorBidi" w:cstheme="majorBidi"/>
                 <w:sz w:val="20"/>
                 <w:szCs w:val="20"/>
               </w:rPr>
             </w:pPr>
             <w:r>
               <w:rPr>
+                <w:rFonts w:asciiTheme="majorBidi" w:hAnsiTheme="majorBidi" w:cstheme="majorBidi"/>
                 <w:b/>
                 <w:sz w:val="20"/>
                 <w:szCs w:val="20"/>
               </w:rPr>
-              <w:t xml:space="preserve">     </w:t>
-            </w:r>
-            <w:proofErr w:type="gramStart"/>
-            <w:r>
-              <w:rPr>
-                <w:b/>
-                <w:sz w:val="20"/>
-                <w:szCs w:val="20"/>
-              </w:rPr>
-              <w:t>beyan</w:t>
-            </w:r>
-            <w:proofErr w:type="gramEnd"/>
-            <w:r>
-              <w:rPr>
-                <w:b/>
-                <w:sz w:val="20"/>
-                <w:szCs w:val="20"/>
-              </w:rPr>
-              <w:t xml:space="preserve"> ve taahhüt ederim / ederiz. </w:t>
-            </w:r>
-            <w:r>
-              <w:rPr>
+              <w:t xml:space="preserve">     beyan ve taahhüt ederim / ederiz. </w:t>
+            </w:r>
+            <w:r>
+              <w:rPr>
+                <w:rFonts w:asciiTheme="majorBidi" w:hAnsiTheme="majorBidi" w:cstheme="majorBidi"/>
                 <w:sz w:val="20"/>
                 <w:szCs w:val="20"/>
               </w:rPr>
@@ -1116,13 +551,15 @@
             </w:r>
             <w:r>
               <w:rPr>
-                <w:sz w:val="20"/>
-                <w:szCs w:val="20"/>
-              </w:rPr>
-              <w:t>10</w:t>
-            </w:r>
-            <w:r>
-              <w:rPr>
+                <w:rFonts w:asciiTheme="majorBidi" w:hAnsiTheme="majorBidi" w:cstheme="majorBidi"/>
+                <w:sz w:val="20"/>
+                <w:szCs w:val="20"/>
+              </w:rPr>
+              <w:t>06</w:t>
+            </w:r>
+            <w:r>
+              <w:rPr>
+                <w:rFonts w:asciiTheme="majorBidi" w:hAnsiTheme="majorBidi" w:cstheme="majorBidi"/>
                 <w:sz w:val="20"/>
                 <w:szCs w:val="20"/>
               </w:rPr>
@@ -1130,13 +567,15 @@
             </w:r>
             <w:r>
               <w:rPr>
-                <w:sz w:val="20"/>
-                <w:szCs w:val="20"/>
-              </w:rPr>
-              <w:t>12</w:t>
-            </w:r>
-            <w:r>
-              <w:rPr>
+                <w:rFonts w:asciiTheme="majorBidi" w:hAnsiTheme="majorBidi" w:cstheme="majorBidi"/>
+                <w:sz w:val="20"/>
+                <w:szCs w:val="20"/>
+              </w:rPr>
+              <w:t>04</w:t>
+            </w:r>
+            <w:r>
+              <w:rPr>
+                <w:rFonts w:asciiTheme="majorBidi" w:hAnsiTheme="majorBidi" w:cstheme="majorBidi"/>
                 <w:sz w:val="20"/>
                 <w:szCs w:val="20"/>
               </w:rPr>
@@ -1144,13 +583,15 @@
             </w:r>
             <w:r>
               <w:rPr>
-                <w:sz w:val="20"/>
-                <w:szCs w:val="20"/>
-              </w:rPr>
-              <w:t>5</w:t>
-            </w:r>
-            <w:r>
-              <w:rPr>
+                <w:rFonts w:asciiTheme="majorBidi" w:hAnsiTheme="majorBidi" w:cstheme="majorBidi"/>
+                <w:sz w:val="20"/>
+                <w:szCs w:val="20"/>
+              </w:rPr>
+              <w:t>6</w:t>
+            </w:r>
+            <w:r>
+              <w:rPr>
+                <w:rFonts w:asciiTheme="majorBidi" w:hAnsiTheme="majorBidi" w:cstheme="majorBidi"/>
                 <w:sz w:val="20"/>
                 <w:szCs w:val="20"/>
               </w:rPr>
@@ -1183,12 +624,14 @@
                     <w:ind w:right="-646"/>
                     <w:jc w:val="both"/>
                     <w:rPr>
+                      <w:rFonts w:asciiTheme="majorBidi" w:hAnsiTheme="majorBidi" w:cstheme="majorBidi"/>
                       <w:sz w:val="20"/>
                       <w:szCs w:val="20"/>
                     </w:rPr>
                   </w:pPr>
                   <w:r>
                     <w:rPr>
+                      <w:rFonts w:asciiTheme="majorBidi" w:hAnsiTheme="majorBidi" w:cstheme="majorBidi"/>
                       <w:b/>
                       <w:sz w:val="20"/>
                       <w:szCs w:val="20"/>
@@ -1207,12 +650,14 @@
                     <w:ind w:right="51"/>
                     <w:jc w:val="both"/>
                     <w:rPr>
+                      <w:rFonts w:asciiTheme="majorBidi" w:hAnsiTheme="majorBidi" w:cstheme="majorBidi"/>
                       <w:sz w:val="20"/>
                       <w:szCs w:val="20"/>
                     </w:rPr>
                   </w:pPr>
                   <w:r>
                     <w:rPr>
+                      <w:rFonts w:asciiTheme="majorBidi" w:hAnsiTheme="majorBidi" w:cstheme="majorBidi"/>
                       <w:b/>
                       <w:sz w:val="20"/>
                       <w:szCs w:val="20"/>
@@ -1233,7 +678,15 @@
                   <w:vAlign w:val="center"/>
                 </w:tcPr>
                 <w:p>
+                  <w:pPr>
+                    <w:rPr>
+                      <w:rFonts w:asciiTheme="majorBidi" w:hAnsiTheme="majorBidi" w:cstheme="majorBidi"/>
+                    </w:rPr>
+                  </w:pPr>
                   <w:r>
+                    <w:rPr>
+                      <w:rFonts w:asciiTheme="majorBidi" w:hAnsiTheme="majorBidi" w:cstheme="majorBidi"/>
+                    </w:rPr>
                     <w:t>Dr. Öğr. Üyesi Doğan Şengül (Proje Yürütücüsü)</w:t>
                   </w:r>
                 </w:p>
@@ -1242,6 +695,7 @@
                     <w:ind w:right="-648"/>
                     <w:jc w:val="both"/>
                     <w:rPr>
+                      <w:rFonts w:asciiTheme="majorBidi" w:hAnsiTheme="majorBidi" w:cstheme="majorBidi"/>
                       <w:b/>
                       <w:sz w:val="20"/>
                       <w:szCs w:val="20"/>
@@ -1258,6 +712,7 @@
                     <w:ind w:right="-646"/>
                     <w:jc w:val="both"/>
                     <w:rPr>
+                      <w:rFonts w:asciiTheme="majorBidi" w:hAnsiTheme="majorBidi" w:cstheme="majorBidi"/>
                       <w:sz w:val="20"/>
                       <w:szCs w:val="20"/>
                     </w:rPr>
@@ -1276,7 +731,15 @@
                   <w:vAlign w:val="center"/>
                 </w:tcPr>
                 <w:p>
+                  <w:pPr>
+                    <w:rPr>
+                      <w:rFonts w:asciiTheme="majorBidi" w:hAnsiTheme="majorBidi" w:cstheme="majorBidi"/>
+                    </w:rPr>
+                  </w:pPr>
                   <w:r>
+                    <w:rPr>
+                      <w:rFonts w:asciiTheme="majorBidi" w:hAnsiTheme="majorBidi" w:cstheme="majorBidi"/>
+                    </w:rPr>
                     <w:t>Sedra AL OUDAT ALLAH (Lisans Öğrencisi/Araştırmacı)</w:t>
                   </w:r>
                 </w:p>
@@ -1285,6 +748,7 @@
                     <w:ind w:right="-648"/>
                     <w:jc w:val="both"/>
                     <w:rPr>
+                      <w:rFonts w:asciiTheme="majorBidi" w:hAnsiTheme="majorBidi" w:cstheme="majorBidi"/>
                       <w:b/>
                       <w:sz w:val="20"/>
                       <w:szCs w:val="20"/>
@@ -1301,81 +765,11 @@
                     <w:ind w:right="-646"/>
                     <w:jc w:val="both"/>
                     <w:rPr>
+                      <w:rFonts w:asciiTheme="majorBidi" w:hAnsiTheme="majorBidi" w:cstheme="majorBidi"/>
                       <w:sz w:val="20"/>
                       <w:szCs w:val="20"/>
                     </w:rPr>
                   </w:pPr>
-                  <w:r>
-                    <w:rPr>
-                      <w:noProof/>
-                      <w:sz w:val="20"/>
-                      <w:szCs w:val="20"/>
-                    </w:rPr>
-                    <w:drawing>
-                      <wp:anchor distT="0" distB="0" distL="114300" distR="114300" simplePos="0" relativeHeight="251658240" behindDoc="0" locked="0" layoutInCell="1" allowOverlap="1" wp14:anchorId="275D7851" wp14:editId="2DF901A7">
-                        <wp:simplePos x="0" y="0"/>
-                        <wp:positionH relativeFrom="column">
-                          <wp:posOffset>445770</wp:posOffset>
-                        </wp:positionH>
-                        <wp:positionV relativeFrom="paragraph">
-                          <wp:posOffset>0</wp:posOffset>
-                        </wp:positionV>
-                        <wp:extent cx="663575" cy="318135"/>
-                        <wp:effectExtent l="0" t="0" r="0" b="0"/>
-                        <wp:wrapSquare wrapText="bothSides"/>
-                        <wp:docPr id="1876373859" name="Picture 1" descr="A blue signature on a white background&#10;&#10;AI-generated content may be incorrect."/>
-                        <wp:cNvGraphicFramePr>
-                          <a:graphicFrameLocks xmlns:a="http://schemas.openxmlformats.org/drawingml/2006/main" noChangeAspect="1"/>
-                        </wp:cNvGraphicFramePr>
-                        <a:graphic xmlns:a="http://schemas.openxmlformats.org/drawingml/2006/main">
-                          <a:graphicData uri="http://schemas.openxmlformats.org/drawingml/2006/picture">
-                            <pic:pic xmlns:pic="http://schemas.openxmlformats.org/drawingml/2006/picture">
-                              <pic:nvPicPr>
-                                <pic:cNvPr id="1876373859" name="Picture 1" descr="A blue signature on a white background&#10;&#10;AI-generated content may be incorrect."/>
-                                <pic:cNvPicPr/>
-                              </pic:nvPicPr>
-                              <pic:blipFill>
-                                <a:blip r:embed="rId8" cstate="print">
-                                  <a:extLst>
-                                    <a:ext uri="{BEBA8EAE-BF5A-486C-A8C5-ECC9F3942E4B}">
-                                      <a14:imgProps xmlns:a14="http://schemas.microsoft.com/office/drawing/2010/main">
-                                        <a14:imgLayer r:embed="rId9">
-                                          <a14:imgEffect>
-                                            <a14:backgroundRemoval t="10000" b="90000" l="10000" r="90000"/>
-                                          </a14:imgEffect>
-                                        </a14:imgLayer>
-                                      </a14:imgProps>
-                                    </a:ext>
-                                    <a:ext uri="{28A0092B-C50C-407E-A947-70E740481C1C}">
-                                      <a14:useLocalDpi xmlns:a14="http://schemas.microsoft.com/office/drawing/2010/main" val="0"/>
-                                    </a:ext>
-                                  </a:extLst>
-                                </a:blip>
-                                <a:stretch>
-                                  <a:fillRect/>
-                                </a:stretch>
-                              </pic:blipFill>
-                              <pic:spPr>
-                                <a:xfrm>
-                                  <a:off x="0" y="0"/>
-                                  <a:ext cx="663575" cy="318135"/>
-                                </a:xfrm>
-                                <a:prstGeom prst="rect">
-                                  <a:avLst/>
-                                </a:prstGeom>
-                              </pic:spPr>
-                            </pic:pic>
-                          </a:graphicData>
-                        </a:graphic>
-                        <wp14:sizeRelH relativeFrom="margin">
-                          <wp14:pctWidth>0</wp14:pctWidth>
-                        </wp14:sizeRelH>
-                        <wp14:sizeRelV relativeFrom="margin">
-                          <wp14:pctHeight>0</wp14:pctHeight>
-                        </wp14:sizeRelV>
-                      </wp:anchor>
-                    </w:drawing>
-                  </w:r>
                 </w:p>
               </w:tc>
             </w:tr>
@@ -1394,6 +788,7 @@
                     <w:ind w:right="-648"/>
                     <w:jc w:val="both"/>
                     <w:rPr>
+                      <w:rFonts w:asciiTheme="majorBidi" w:hAnsiTheme="majorBidi" w:cstheme="majorBidi"/>
                       <w:b/>
                       <w:sz w:val="20"/>
                       <w:szCs w:val="20"/>
@@ -1410,6 +805,7 @@
                     <w:ind w:right="-646"/>
                     <w:jc w:val="both"/>
                     <w:rPr>
+                      <w:rFonts w:asciiTheme="majorBidi" w:hAnsiTheme="majorBidi" w:cstheme="majorBidi"/>
                       <w:sz w:val="20"/>
                       <w:szCs w:val="20"/>
                     </w:rPr>
@@ -1432,6 +828,7 @@
                     <w:ind w:right="-648"/>
                     <w:jc w:val="both"/>
                     <w:rPr>
+                      <w:rFonts w:asciiTheme="majorBidi" w:hAnsiTheme="majorBidi" w:cstheme="majorBidi"/>
                       <w:b/>
                       <w:sz w:val="20"/>
                       <w:szCs w:val="20"/>
@@ -1448,6 +845,7 @@
                     <w:ind w:right="-646"/>
                     <w:jc w:val="both"/>
                     <w:rPr>
+                      <w:rFonts w:asciiTheme="majorBidi" w:hAnsiTheme="majorBidi" w:cstheme="majorBidi"/>
                       <w:sz w:val="20"/>
                       <w:szCs w:val="20"/>
                     </w:rPr>
@@ -1467,7 +865,7 @@
               <w:ind w:right="142"/>
               <w:jc w:val="both"/>
               <w:rPr>
-                <w:rFonts w:ascii="Tahoma" w:hAnsi="Tahoma" w:cs="Tahoma"/>
+                <w:rFonts w:asciiTheme="majorBidi" w:hAnsiTheme="majorBidi" w:cstheme="majorBidi"/>
                 <w:sz w:val="19"/>
                 <w:szCs w:val="19"/>
               </w:rPr>
@@ -1487,19 +885,19 @@
         <w:ind w:right="142"/>
         <w:jc w:val="both"/>
         <w:rPr>
-          <w:rFonts w:ascii="Tahoma" w:hAnsi="Tahoma" w:cs="Tahoma"/>
+          <w:rFonts w:asciiTheme="majorBidi" w:hAnsiTheme="majorBidi" w:cstheme="majorBidi"/>
           <w:sz w:val="19"/>
           <w:szCs w:val="19"/>
         </w:rPr>
       </w:pPr>
     </w:p>
     <w:sectPr>
-      <w:headerReference w:type="even" r:id="rId10"/>
-      <w:headerReference w:type="default" r:id="rId11"/>
-      <w:footerReference w:type="even" r:id="rId12"/>
-      <w:footerReference w:type="default" r:id="rId13"/>
-      <w:headerReference w:type="first" r:id="rId14"/>
-      <w:footerReference w:type="first" r:id="rId15"/>
+      <w:headerReference w:type="even" r:id="rId8"/>
+      <w:headerReference w:type="default" r:id="rId9"/>
+      <w:footerReference w:type="even" r:id="rId10"/>
+      <w:footerReference w:type="default" r:id="rId11"/>
+      <w:headerReference w:type="first" r:id="rId12"/>
+      <w:footerReference w:type="first" r:id="rId13"/>
       <w:pgSz w:w="11906" w:h="16838"/>
       <w:pgMar w:top="0" w:right="1134" w:bottom="426" w:left="1134" w:header="709" w:footer="709" w:gutter="0"/>
       <w:cols w:space="708"/>
@@ -1548,6 +946,7 @@
         <w:docPartUnique/>
       </w:docPartObj>
     </w:sdtPr>
+    <w:sdtEndPr/>
     <w:sdtContent>
       <w:p>
         <w:pPr>
